--- a/DTU_SOC_FPGA/STUDENT_2_Ashu.docx
+++ b/DTU_SOC_FPGA/STUDENT_2_Ashu.docx
@@ -4,7 +4,10 @@
   <w:body>
     <w:p>
       <w:r>
-        <w:t>22</w:t>
+        <w:t>2</w:t>
+      </w:r>
+      <w:r>
+        <w:t>4</w:t>
       </w:r>
       <w:r>
         <w:rPr>
@@ -25,15 +28,19 @@
         </w:numPr>
       </w:pPr>
       <w:r>
-        <w:t xml:space="preserve">Need to synthesize the 4-bit counter on the available </w:t>
-      </w:r>
-      <w:proofErr w:type="spellStart"/>
-      <w:r>
-        <w:t>Virtex</w:t>
-      </w:r>
-      <w:proofErr w:type="spellEnd"/>
-      <w:r>
-        <w:t xml:space="preserve"> board</w:t>
+        <w:t>Virtex board</w:t>
+      </w:r>
+      <w:r>
+        <w:t xml:space="preserve">FPGA implementation/Synthesis of the custom IP </w:t>
+      </w:r>
+      <w:r>
+        <w:sym w:font="Wingdings" w:char="F0E0"/>
+      </w:r>
+      <w:r>
+        <w:t xml:space="preserve"> SPI Slave </w:t>
+      </w:r>
+      <w:r>
+        <w:t xml:space="preserve">/ UART </w:t>
       </w:r>
     </w:p>
     <w:p>
@@ -45,7 +52,10 @@
         </w:numPr>
       </w:pPr>
       <w:r>
-        <w:t xml:space="preserve">Write the UCF (user constraint file) for reset, counter output </w:t>
+        <w:t>Pushing the synthetic image from the PC to USB/SPI</w:t>
+      </w:r>
+      <w:r>
+        <w:t xml:space="preserve">, UART </w:t>
       </w:r>
     </w:p>
     <w:p>
@@ -57,7 +67,7 @@
         </w:numPr>
       </w:pPr>
       <w:r>
-        <w:t>Download the design to the board and see if the LEDs glowing, reset working</w:t>
+        <w:t xml:space="preserve">GPIO pins toggle </w:t>
       </w:r>
     </w:p>
     <w:p>
@@ -69,7 +79,7 @@
         </w:numPr>
       </w:pPr>
       <w:r>
-        <w:t xml:space="preserve">Check the frequency of the clock, divide the clock to see the output becomes slow </w:t>
+        <w:t xml:space="preserve">7 segment LCD </w:t>
       </w:r>
     </w:p>
     <w:p>
@@ -81,43 +91,16 @@
         </w:numPr>
       </w:pPr>
       <w:r>
-        <w:t xml:space="preserve">He needs to read </w:t>
-      </w:r>
-      <w:proofErr w:type="gramStart"/>
-      <w:r>
-        <w:t xml:space="preserve">this </w:t>
-      </w:r>
-      <w:proofErr w:type="spellStart"/>
-      <w:r>
-        <w:t>github</w:t>
-      </w:r>
-      <w:proofErr w:type="spellEnd"/>
-      <w:r>
-        <w:t xml:space="preserve"> codes</w:t>
-      </w:r>
-      <w:proofErr w:type="gramEnd"/>
+        <w:t xml:space="preserve">try synthesis the design in vivado (see if its getting synthesize) </w:t>
+      </w:r>
+      <w:r>
+        <w:sym w:font="Wingdings" w:char="F0E0"/>
+      </w:r>
       <w:r>
         <w:t xml:space="preserve"> </w:t>
       </w:r>
       <w:r>
-        <w:t xml:space="preserve"> </w:t>
-      </w:r>
-      <w:r>
-        <w:sym w:font="Wingdings" w:char="F0E0"/>
-      </w:r>
-      <w:r>
-        <w:t xml:space="preserve"> </w:t>
-      </w:r>
-      <w:hyperlink r:id="rId5" w:history="1">
-        <w:r>
-          <w:rPr>
-            <w:rStyle w:val="Hyperlink"/>
-          </w:rPr>
-          <w:t>https://github.com/ridoluc/rvcpu-rv32im-soc</w:t>
-        </w:r>
-      </w:hyperlink>
-      <w:r>
-        <w:t xml:space="preserve"> </w:t>
+        <w:t>https://github.com/nktkt/riscv-soc</w:t>
       </w:r>
     </w:p>
     <w:p>
@@ -129,102 +112,21 @@
         </w:numPr>
       </w:pPr>
       <w:r>
-        <w:t xml:space="preserve">try to git clone and run the simulation in his local laptop/PC </w:t>
+        <w:t xml:space="preserve">try boot in Virtex fpga (if synthesis working) </w:t>
+      </w:r>
+      <w:r>
+        <w:sym w:font="Wingdings" w:char="F0E0"/>
+      </w:r>
+      <w:r>
+        <w:t xml:space="preserve"> Won’t work with ML40X</w:t>
       </w:r>
     </w:p>
     <w:p>
-      <w:pPr>
-        <w:pStyle w:val="ListParagraph"/>
-        <w:numPr>
-          <w:ilvl w:val="0"/>
-          <w:numId w:val="3"/>
-        </w:numPr>
-      </w:pPr>
-      <w:r>
-        <w:t xml:space="preserve">try synthesis the design in </w:t>
-      </w:r>
-      <w:proofErr w:type="spellStart"/>
-      <w:r>
-        <w:t>vivado</w:t>
-      </w:r>
-      <w:proofErr w:type="spellEnd"/>
-      <w:r>
-        <w:t xml:space="preserve"> (see if </w:t>
-      </w:r>
-      <w:proofErr w:type="spellStart"/>
-      <w:proofErr w:type="gramStart"/>
-      <w:r>
-        <w:t>its</w:t>
-      </w:r>
-      <w:proofErr w:type="spellEnd"/>
-      <w:proofErr w:type="gramEnd"/>
-      <w:r>
-        <w:t xml:space="preserve"> getting synthesize) </w:t>
-      </w:r>
-    </w:p>
-    <w:p>
-      <w:pPr>
-        <w:pStyle w:val="ListParagraph"/>
-        <w:numPr>
-          <w:ilvl w:val="0"/>
-          <w:numId w:val="3"/>
-        </w:numPr>
-      </w:pPr>
-      <w:r>
-        <w:t xml:space="preserve">try boot in </w:t>
-      </w:r>
-      <w:proofErr w:type="spellStart"/>
-      <w:r>
-        <w:t>Virtex</w:t>
-      </w:r>
-      <w:proofErr w:type="spellEnd"/>
-      <w:r>
-        <w:t xml:space="preserve"> </w:t>
-      </w:r>
-      <w:proofErr w:type="spellStart"/>
-      <w:r>
-        <w:t>fpga</w:t>
-      </w:r>
-      <w:proofErr w:type="spellEnd"/>
-      <w:r>
-        <w:t xml:space="preserve"> (if synthesis working)</w:t>
-      </w:r>
-    </w:p>
-    <w:p>
-      <w:pPr>
-        <w:pStyle w:val="ListParagraph"/>
-        <w:numPr>
-          <w:ilvl w:val="0"/>
-          <w:numId w:val="3"/>
-        </w:numPr>
-        <w:rPr>
-          <w:highlight w:val="green"/>
-        </w:rPr>
-      </w:pPr>
-      <w:r>
-        <w:rPr>
-          <w:highlight w:val="green"/>
-        </w:rPr>
-        <w:t xml:space="preserve">4-bit counter design done, simulated &lt; </w:t>
-      </w:r>
-      <w:proofErr w:type="spellStart"/>
-      <w:r>
-        <w:rPr>
-          <w:highlight w:val="green"/>
-        </w:rPr>
-        <w:t>Vivado</w:t>
-      </w:r>
-      <w:proofErr w:type="spellEnd"/>
-      <w:r>
-        <w:rPr>
-          <w:highlight w:val="green"/>
-        </w:rPr>
-        <w:t xml:space="preserve"> working&gt;</w:t>
-      </w:r>
-    </w:p>
-    <w:p>
-      <w:r>
-        <w:t>14</w:t>
+      <w:r>
+        <w:t>1</w:t>
+      </w:r>
+      <w:r>
+        <w:t>5</w:t>
       </w:r>
       <w:r>
         <w:rPr>
@@ -245,15 +147,7 @@
         </w:numPr>
       </w:pPr>
       <w:r>
-        <w:t xml:space="preserve">Install </w:t>
-      </w:r>
-      <w:proofErr w:type="spellStart"/>
-      <w:r>
-        <w:t>Vivado</w:t>
-      </w:r>
-      <w:proofErr w:type="spellEnd"/>
-      <w:r>
-        <w:t xml:space="preserve"> in </w:t>
+        <w:t xml:space="preserve">Install Vivado in </w:t>
       </w:r>
       <w:r>
         <w:sym w:font="Wingdings" w:char="F0E0"/>
